--- a/public/files/severance-calculation/severance-calculation.docx
+++ b/public/files/severance-calculation/severance-calculation.docx
@@ -4,7 +4,7 @@
   <w:body>
     <w:p>
       <w:pPr>
-        <w:spacing w:after="34" w:before="0" w:line="312" w:lineRule="auto"/>
+        <w:spacing w:after="40" w:before="0" w:line="312" w:lineRule="auto"/>
         <w:jc w:val="center"/>
       </w:pPr>
       <w:r>
@@ -19,7 +19,7 @@
     </w:p>
     <w:p>
       <w:pPr>
-        <w:spacing w:after="85" w:before="0" w:line="312" w:lineRule="auto"/>
+        <w:spacing w:after="100" w:before="0" w:line="312" w:lineRule="auto"/>
         <w:jc w:val="left"/>
         <w:pBdr>
           <w:bottom w:val="single" w:sz="14" w:space="2" w:color="24384F"/>
@@ -49,7 +49,7 @@
       </w:tblGrid>
       <w:tr>
         <w:trPr>
-          <w:trHeight w:val="337" w:hRule="atLeast"/>
+          <w:trHeight w:val="396" w:hRule="atLeast"/>
         </w:trPr>
         <w:tc>
           <w:tcPr>
@@ -164,7 +164,7 @@
       </w:tr>
       <w:tr>
         <w:trPr>
-          <w:trHeight w:val="337" w:hRule="atLeast"/>
+          <w:trHeight w:val="396" w:hRule="atLeast"/>
         </w:trPr>
         <w:tc>
           <w:tcPr>
@@ -279,7 +279,7 @@
       </w:tr>
       <w:tr>
         <w:trPr>
-          <w:trHeight w:val="337" w:hRule="atLeast"/>
+          <w:trHeight w:val="396" w:hRule="atLeast"/>
         </w:trPr>
         <w:tc>
           <w:tcPr>
@@ -394,7 +394,7 @@
       </w:tr>
       <w:tr>
         <w:trPr>
-          <w:trHeight w:val="337" w:hRule="atLeast"/>
+          <w:trHeight w:val="396" w:hRule="atLeast"/>
         </w:trPr>
         <w:tc>
           <w:tcPr>
@@ -511,7 +511,7 @@
     </w:tbl>
     <w:p>
       <w:pPr>
-        <w:spacing w:after="34" w:before="0" w:line="312" w:lineRule="auto"/>
+        <w:spacing w:after="40" w:before="0" w:line="312" w:lineRule="auto"/>
         <w:jc w:val="left"/>
       </w:pPr>
       <w:r>
@@ -524,7 +524,7 @@
     </w:p>
     <w:p>
       <w:pPr>
-        <w:spacing w:after="34" w:before="68" w:line="312" w:lineRule="auto"/>
+        <w:spacing w:after="40" w:before="80" w:line="312" w:lineRule="auto"/>
         <w:jc w:val="left"/>
         <w:pBdr>
           <w:bottom w:val="single" w:sz="6" w:space="2" w:color="C9D2DD"/>
@@ -568,7 +568,7 @@
       </w:tblGrid>
       <w:tr>
         <w:trPr>
-          <w:trHeight w:val="337" w:hRule="atLeast"/>
+          <w:trHeight w:val="396" w:hRule="atLeast"/>
         </w:trPr>
         <w:tc>
           <w:tcPr>
@@ -776,7 +776,7 @@
       </w:tr>
       <w:tr>
         <w:trPr>
-          <w:trHeight w:val="337" w:hRule="atLeast"/>
+          <w:trHeight w:val="396" w:hRule="atLeast"/>
         </w:trPr>
         <w:tc>
           <w:tcPr>
@@ -792,7 +792,7 @@
           <w:p>
             <w:pPr>
               <w:spacing w:after="0" w:line="312" w:lineRule="auto"/>
-              <w:jc w:val="left"/>
+              <w:jc w:val="center"/>
             </w:pPr>
             <w:r/>
             <w:r>
@@ -818,7 +818,7 @@
           <w:p>
             <w:pPr>
               <w:spacing w:after="0" w:line="312" w:lineRule="auto"/>
-              <w:jc w:val="left"/>
+              <w:jc w:val="center"/>
             </w:pPr>
             <w:r/>
             <w:r>
@@ -844,7 +844,7 @@
           <w:p>
             <w:pPr>
               <w:spacing w:after="0" w:line="312" w:lineRule="auto"/>
-              <w:jc w:val="left"/>
+              <w:jc w:val="center"/>
             </w:pPr>
             <w:r/>
             <w:r>
@@ -870,7 +870,7 @@
           <w:p>
             <w:pPr>
               <w:spacing w:after="0" w:line="312" w:lineRule="auto"/>
-              <w:jc w:val="left"/>
+              <w:jc w:val="center"/>
             </w:pPr>
             <w:r/>
             <w:r>
@@ -896,7 +896,7 @@
           <w:p>
             <w:pPr>
               <w:spacing w:after="0" w:line="312" w:lineRule="auto"/>
-              <w:jc w:val="left"/>
+              <w:jc w:val="center"/>
             </w:pPr>
             <w:r/>
             <w:r>
@@ -922,7 +922,7 @@
           <w:p>
             <w:pPr>
               <w:spacing w:after="0" w:line="312" w:lineRule="auto"/>
-              <w:jc w:val="left"/>
+              <w:jc w:val="center"/>
             </w:pPr>
             <w:r/>
             <w:r>
@@ -948,7 +948,7 @@
           <w:p>
             <w:pPr>
               <w:spacing w:after="0" w:line="312" w:lineRule="auto"/>
-              <w:jc w:val="left"/>
+              <w:jc w:val="center"/>
             </w:pPr>
             <w:r/>
             <w:r>
@@ -963,7 +963,7 @@
       </w:tr>
       <w:tr>
         <w:trPr>
-          <w:trHeight w:val="337" w:hRule="atLeast"/>
+          <w:trHeight w:val="396" w:hRule="atLeast"/>
         </w:trPr>
         <w:tc>
           <w:tcPr>
@@ -979,7 +979,7 @@
           <w:p>
             <w:pPr>
               <w:spacing w:after="0" w:line="312" w:lineRule="auto"/>
-              <w:jc w:val="left"/>
+              <w:jc w:val="center"/>
             </w:pPr>
             <w:r/>
             <w:r>
@@ -1005,7 +1005,7 @@
           <w:p>
             <w:pPr>
               <w:spacing w:after="0" w:line="312" w:lineRule="auto"/>
-              <w:jc w:val="left"/>
+              <w:jc w:val="center"/>
             </w:pPr>
             <w:r/>
             <w:r>
@@ -1031,7 +1031,7 @@
           <w:p>
             <w:pPr>
               <w:spacing w:after="0" w:line="312" w:lineRule="auto"/>
-              <w:jc w:val="left"/>
+              <w:jc w:val="center"/>
             </w:pPr>
             <w:r/>
             <w:r>
@@ -1057,7 +1057,7 @@
           <w:p>
             <w:pPr>
               <w:spacing w:after="0" w:line="312" w:lineRule="auto"/>
-              <w:jc w:val="left"/>
+              <w:jc w:val="center"/>
             </w:pPr>
             <w:r/>
             <w:r>
@@ -1083,7 +1083,7 @@
           <w:p>
             <w:pPr>
               <w:spacing w:after="0" w:line="312" w:lineRule="auto"/>
-              <w:jc w:val="left"/>
+              <w:jc w:val="center"/>
             </w:pPr>
             <w:r/>
             <w:r>
@@ -1109,7 +1109,7 @@
           <w:p>
             <w:pPr>
               <w:spacing w:after="0" w:line="312" w:lineRule="auto"/>
-              <w:jc w:val="left"/>
+              <w:jc w:val="center"/>
             </w:pPr>
             <w:r/>
             <w:r>
@@ -1135,7 +1135,7 @@
           <w:p>
             <w:pPr>
               <w:spacing w:after="0" w:line="312" w:lineRule="auto"/>
-              <w:jc w:val="left"/>
+              <w:jc w:val="center"/>
             </w:pPr>
             <w:r/>
             <w:r>
@@ -1151,7 +1151,7 @@
     </w:tbl>
     <w:p>
       <w:pPr>
-        <w:spacing w:after="34" w:before="0" w:line="312" w:lineRule="auto"/>
+        <w:spacing w:after="40" w:before="0" w:line="312" w:lineRule="auto"/>
         <w:jc w:val="left"/>
       </w:pPr>
       <w:r>
@@ -1178,7 +1178,7 @@
       </w:tblGrid>
       <w:tr>
         <w:trPr>
-          <w:trHeight w:val="337" w:hRule="atLeast"/>
+          <w:trHeight w:val="396" w:hRule="atLeast"/>
         </w:trPr>
         <w:tc>
           <w:tcPr>
@@ -1294,7 +1294,7 @@
       </w:tr>
       <w:tr>
         <w:trPr>
-          <w:trHeight w:val="337" w:hRule="atLeast"/>
+          <w:trHeight w:val="396" w:hRule="atLeast"/>
         </w:trPr>
         <w:tc>
           <w:tcPr>
@@ -1409,7 +1409,7 @@
       </w:tr>
       <w:tr>
         <w:trPr>
-          <w:trHeight w:val="337" w:hRule="atLeast"/>
+          <w:trHeight w:val="396" w:hRule="atLeast"/>
         </w:trPr>
         <w:tc>
           <w:tcPr>
@@ -1524,7 +1524,7 @@
       </w:tr>
       <w:tr>
         <w:trPr>
-          <w:trHeight w:val="337" w:hRule="atLeast"/>
+          <w:trHeight w:val="396" w:hRule="atLeast"/>
         </w:trPr>
         <w:tc>
           <w:tcPr>
@@ -1641,7 +1641,7 @@
     </w:tbl>
     <w:p>
       <w:pPr>
-        <w:spacing w:after="34" w:before="0" w:line="312" w:lineRule="auto"/>
+        <w:spacing w:after="40" w:before="0" w:line="312" w:lineRule="auto"/>
         <w:jc w:val="left"/>
       </w:pPr>
       <w:r>
@@ -1654,7 +1654,7 @@
     </w:p>
     <w:p>
       <w:pPr>
-        <w:spacing w:after="34" w:before="68" w:line="312" w:lineRule="auto"/>
+        <w:spacing w:after="40" w:before="80" w:line="312" w:lineRule="auto"/>
         <w:jc w:val="left"/>
         <w:pBdr>
           <w:bottom w:val="single" w:sz="6" w:space="2" w:color="C9D2DD"/>
@@ -1695,7 +1695,7 @@
       </w:tblGrid>
       <w:tr>
         <w:trPr>
-          <w:trHeight w:val="337" w:hRule="atLeast"/>
+          <w:trHeight w:val="396" w:hRule="atLeast"/>
         </w:trPr>
         <w:tc>
           <w:tcPr>
@@ -1811,7 +1811,7 @@
       </w:tr>
       <w:tr>
         <w:trPr>
-          <w:trHeight w:val="337" w:hRule="atLeast"/>
+          <w:trHeight w:val="396" w:hRule="atLeast"/>
         </w:trPr>
         <w:tc>
           <w:tcPr>
@@ -1926,7 +1926,7 @@
       </w:tr>
       <w:tr>
         <w:trPr>
-          <w:trHeight w:val="337" w:hRule="atLeast"/>
+          <w:trHeight w:val="396" w:hRule="atLeast"/>
         </w:trPr>
         <w:tc>
           <w:tcPr>
@@ -2041,7 +2041,7 @@
       </w:tr>
       <w:tr>
         <w:trPr>
-          <w:trHeight w:val="337" w:hRule="atLeast"/>
+          <w:trHeight w:val="396" w:hRule="atLeast"/>
         </w:trPr>
         <w:tc>
           <w:tcPr>
@@ -2104,7 +2104,7 @@
     </w:tbl>
     <w:p>
       <w:pPr>
-        <w:spacing w:after="34" w:before="0" w:line="312" w:lineRule="auto"/>
+        <w:spacing w:after="40" w:before="0" w:line="312" w:lineRule="auto"/>
         <w:jc w:val="left"/>
       </w:pPr>
       <w:r>
@@ -2131,7 +2131,7 @@
       </w:tblGrid>
       <w:tr>
         <w:trPr>
-          <w:trHeight w:val="337" w:hRule="atLeast"/>
+          <w:trHeight w:val="396" w:hRule="atLeast"/>
         </w:trPr>
         <w:tc>
           <w:tcPr>
@@ -2247,7 +2247,7 @@
     </w:tbl>
     <w:p>
       <w:pPr>
-        <w:spacing w:after="34" w:before="0" w:line="312" w:lineRule="auto"/>
+        <w:spacing w:after="40" w:before="0" w:line="312" w:lineRule="auto"/>
         <w:jc w:val="left"/>
       </w:pPr>
       <w:r>
@@ -2260,7 +2260,7 @@
     </w:p>
     <w:p>
       <w:pPr>
-        <w:spacing w:after="34" w:before="0" w:line="312" w:lineRule="auto"/>
+        <w:spacing w:after="40" w:before="0" w:line="312" w:lineRule="auto"/>
         <w:jc w:val="left"/>
       </w:pPr>
       <w:r>
@@ -2286,7 +2286,7 @@
       </w:tblGrid>
       <w:tr>
         <w:trPr>
-          <w:trHeight w:val="674" w:hRule="atLeast"/>
+          <w:trHeight w:val="793" w:hRule="atLeast"/>
         </w:trPr>
         <w:tc>
           <w:tcPr>
@@ -2309,7 +2309,7 @@
               <w:rPr>
                 <w:rFonts w:ascii="Malgun Gothic" w:hAnsi="Malgun Gothic" w:eastAsia="Malgun Gothic" w:cs="Malgun Gothic"/>
                 <w:b w:val="0"/>
-                <w:sz w:val="20"/>
+                <w:sz w:val="19"/>
               </w:rPr>
             </w:r>
           </w:p>
@@ -2318,7 +2318,7 @@
     </w:tbl>
     <w:p>
       <w:pPr>
-        <w:spacing w:after="34" w:before="0" w:line="312" w:lineRule="auto"/>
+        <w:spacing w:after="40" w:before="0" w:line="312" w:lineRule="auto"/>
         <w:jc w:val="left"/>
       </w:pPr>
       <w:r>
@@ -2331,7 +2331,7 @@
     </w:p>
     <w:p>
       <w:pPr>
-        <w:spacing w:after="68" w:before="0" w:line="312" w:lineRule="auto"/>
+        <w:spacing w:after="80" w:before="0" w:line="312" w:lineRule="auto"/>
         <w:jc w:val="center"/>
       </w:pPr>
       <w:r>
@@ -2345,7 +2345,7 @@
     </w:p>
     <w:p>
       <w:pPr>
-        <w:spacing w:after="68" w:before="68" w:line="312" w:lineRule="auto"/>
+        <w:spacing w:after="80" w:before="80" w:line="312" w:lineRule="auto"/>
         <w:jc w:val="center"/>
       </w:pPr>
       <w:r>
@@ -2359,7 +2359,7 @@
     </w:p>
     <w:p>
       <w:pPr>
-        <w:spacing w:after="68" w:before="0" w:line="312" w:lineRule="auto"/>
+        <w:spacing w:after="80" w:before="0" w:line="312" w:lineRule="auto"/>
         <w:jc w:val="right"/>
       </w:pPr>
       <w:r>
@@ -2373,7 +2373,7 @@
     </w:p>
     <w:p>
       <w:pPr>
-        <w:spacing w:after="68" w:before="0" w:line="312" w:lineRule="auto"/>
+        <w:spacing w:after="80" w:before="0" w:line="312" w:lineRule="auto"/>
         <w:jc w:val="right"/>
       </w:pPr>
       <w:r>
@@ -2387,7 +2387,7 @@
     </w:p>
     <w:p>
       <w:pPr>
-        <w:spacing w:after="0" w:before="51" w:line="312" w:lineRule="auto"/>
+        <w:spacing w:after="0" w:before="60" w:line="312" w:lineRule="auto"/>
         <w:jc w:val="left"/>
       </w:pPr>
       <w:r>
